--- a/docs/sdlc/50_operation/WS2D-OP-001_運用手順書.docx
+++ b/docs/sdlc/50_operation/WS2D-OP-001_運用手順書.docx
@@ -76,13 +76,13 @@
         <w:tblLook w:firstColumn="1" w:firstRow="1" w:lastColumn="0" w:lastRow="0" w:noHBand="0" w:noVBand="1" w:val="04A0"/>
       </w:tblPr>
       <w:tblGrid>
-        <w:gridCol w:w="4320"/>
-        <w:gridCol w:w="4320"/>
+        <w:gridCol w:w="4961"/>
+        <w:gridCol w:w="4961"/>
       </w:tblGrid>
       <w:tr>
         <w:tc>
           <w:tcPr>
-            <w:tcW w:type="dxa" w:w="4320"/>
+            <w:tcW w:type="dxa" w:w="4961"/>
             <w:shd w:fill="D9E2F3"/>
           </w:tcPr>
           <w:p>
@@ -102,7 +102,7 @@
         </w:tc>
         <w:tc>
           <w:tcPr>
-            <w:tcW w:type="dxa" w:w="4320"/>
+            <w:tcW w:type="dxa" w:w="4961"/>
           </w:tcPr>
           <w:p>
             <w:r>
@@ -123,7 +123,7 @@
       <w:tr>
         <w:tc>
           <w:tcPr>
-            <w:tcW w:type="dxa" w:w="4320"/>
+            <w:tcW w:type="dxa" w:w="4961"/>
             <w:shd w:fill="D9E2F3"/>
           </w:tcPr>
           <w:p>
@@ -143,7 +143,7 @@
         </w:tc>
         <w:tc>
           <w:tcPr>
-            <w:tcW w:type="dxa" w:w="4320"/>
+            <w:tcW w:type="dxa" w:w="4961"/>
           </w:tcPr>
           <w:p>
             <w:r>
@@ -164,7 +164,7 @@
       <w:tr>
         <w:tc>
           <w:tcPr>
-            <w:tcW w:type="dxa" w:w="4320"/>
+            <w:tcW w:type="dxa" w:w="4961"/>
             <w:shd w:fill="D9E2F3"/>
           </w:tcPr>
           <w:p>
@@ -184,7 +184,7 @@
         </w:tc>
         <w:tc>
           <w:tcPr>
-            <w:tcW w:type="dxa" w:w="4320"/>
+            <w:tcW w:type="dxa" w:w="4961"/>
           </w:tcPr>
           <w:p>
             <w:r>
@@ -205,7 +205,7 @@
       <w:tr>
         <w:tc>
           <w:tcPr>
-            <w:tcW w:type="dxa" w:w="4320"/>
+            <w:tcW w:type="dxa" w:w="4961"/>
             <w:shd w:fill="D9E2F3"/>
           </w:tcPr>
           <w:p>
@@ -225,7 +225,7 @@
         </w:tc>
         <w:tc>
           <w:tcPr>
-            <w:tcW w:type="dxa" w:w="4320"/>
+            <w:tcW w:type="dxa" w:w="4961"/>
           </w:tcPr>
           <w:p>
             <w:r>
@@ -246,7 +246,7 @@
       <w:tr>
         <w:tc>
           <w:tcPr>
-            <w:tcW w:type="dxa" w:w="4320"/>
+            <w:tcW w:type="dxa" w:w="4961"/>
             <w:shd w:fill="D9E2F3"/>
           </w:tcPr>
           <w:p>
@@ -266,7 +266,7 @@
         </w:tc>
         <w:tc>
           <w:tcPr>
-            <w:tcW w:type="dxa" w:w="4320"/>
+            <w:tcW w:type="dxa" w:w="4961"/>
           </w:tcPr>
           <w:p>
             <w:r>
@@ -287,7 +287,7 @@
       <w:tr>
         <w:tc>
           <w:tcPr>
-            <w:tcW w:type="dxa" w:w="4320"/>
+            <w:tcW w:type="dxa" w:w="4961"/>
             <w:shd w:fill="D9E2F3"/>
           </w:tcPr>
           <w:p>
@@ -307,7 +307,7 @@
         </w:tc>
         <w:tc>
           <w:tcPr>
-            <w:tcW w:type="dxa" w:w="4320"/>
+            <w:tcW w:type="dxa" w:w="4961"/>
           </w:tcPr>
           <w:p>
             <w:r>
@@ -356,13 +356,13 @@
         <w:tblLook w:firstColumn="1" w:firstRow="1" w:lastColumn="0" w:lastRow="0" w:noHBand="0" w:noVBand="1" w:val="04A0"/>
       </w:tblPr>
       <w:tblGrid>
-        <w:gridCol w:w="4320"/>
-        <w:gridCol w:w="4320"/>
+        <w:gridCol w:w="4961"/>
+        <w:gridCol w:w="4961"/>
       </w:tblGrid>
       <w:tr>
         <w:tc>
           <w:tcPr>
-            <w:tcW w:type="dxa" w:w="4320"/>
+            <w:tcW w:type="dxa" w:w="4961"/>
             <w:shd w:fill="D9E2F3"/>
           </w:tcPr>
           <w:p>
@@ -382,7 +382,7 @@
         </w:tc>
         <w:tc>
           <w:tcPr>
-            <w:tcW w:type="dxa" w:w="4320"/>
+            <w:tcW w:type="dxa" w:w="4961"/>
           </w:tcPr>
           <w:p>
             <w:r>
@@ -403,7 +403,7 @@
       <w:tr>
         <w:tc>
           <w:tcPr>
-            <w:tcW w:type="dxa" w:w="4320"/>
+            <w:tcW w:type="dxa" w:w="4961"/>
             <w:shd w:fill="D9E2F3"/>
           </w:tcPr>
           <w:p>
@@ -423,7 +423,7 @@
         </w:tc>
         <w:tc>
           <w:tcPr>
-            <w:tcW w:type="dxa" w:w="4320"/>
+            <w:tcW w:type="dxa" w:w="4961"/>
           </w:tcPr>
           <w:p>
             <w:r>
@@ -444,7 +444,7 @@
       <w:tr>
         <w:tc>
           <w:tcPr>
-            <w:tcW w:type="dxa" w:w="4320"/>
+            <w:tcW w:type="dxa" w:w="4961"/>
             <w:shd w:fill="D9E2F3"/>
           </w:tcPr>
           <w:p>
@@ -464,7 +464,7 @@
         </w:tc>
         <w:tc>
           <w:tcPr>
-            <w:tcW w:type="dxa" w:w="4320"/>
+            <w:tcW w:type="dxa" w:w="4961"/>
           </w:tcPr>
           <w:p>
             <w:r>
@@ -485,7 +485,7 @@
       <w:tr>
         <w:tc>
           <w:tcPr>
-            <w:tcW w:type="dxa" w:w="4320"/>
+            <w:tcW w:type="dxa" w:w="4961"/>
             <w:shd w:fill="D9E2F3"/>
           </w:tcPr>
           <w:p>
@@ -505,7 +505,7 @@
         </w:tc>
         <w:tc>
           <w:tcPr>
-            <w:tcW w:type="dxa" w:w="4320"/>
+            <w:tcW w:type="dxa" w:w="4961"/>
           </w:tcPr>
           <w:p>
             <w:r>
@@ -526,7 +526,7 @@
       <w:tr>
         <w:tc>
           <w:tcPr>
-            <w:tcW w:type="dxa" w:w="4320"/>
+            <w:tcW w:type="dxa" w:w="4961"/>
             <w:shd w:fill="D9E2F3"/>
           </w:tcPr>
           <w:p>
@@ -546,7 +546,7 @@
         </w:tc>
         <w:tc>
           <w:tcPr>
-            <w:tcW w:type="dxa" w:w="4320"/>
+            <w:tcW w:type="dxa" w:w="4961"/>
           </w:tcPr>
           <w:p>
             <w:r>
@@ -567,7 +567,7 @@
       <w:tr>
         <w:tc>
           <w:tcPr>
-            <w:tcW w:type="dxa" w:w="4320"/>
+            <w:tcW w:type="dxa" w:w="4961"/>
             <w:shd w:fill="D9E2F3"/>
           </w:tcPr>
           <w:p>
@@ -587,7 +587,7 @@
         </w:tc>
         <w:tc>
           <w:tcPr>
-            <w:tcW w:type="dxa" w:w="4320"/>
+            <w:tcW w:type="dxa" w:w="4961"/>
           </w:tcPr>
           <w:p>
             <w:r>
@@ -632,15 +632,15 @@
         <w:tblLook w:firstColumn="1" w:firstRow="1" w:lastColumn="0" w:lastRow="0" w:noHBand="0" w:noVBand="1" w:val="04A0"/>
       </w:tblPr>
       <w:tblGrid>
-        <w:gridCol w:w="2160"/>
-        <w:gridCol w:w="2160"/>
-        <w:gridCol w:w="2160"/>
-        <w:gridCol w:w="2160"/>
+        <w:gridCol w:w="2480"/>
+        <w:gridCol w:w="2480"/>
+        <w:gridCol w:w="2480"/>
+        <w:gridCol w:w="2480"/>
       </w:tblGrid>
       <w:tr>
         <w:tc>
           <w:tcPr>
-            <w:tcW w:type="dxa" w:w="2160"/>
+            <w:tcW w:type="dxa" w:w="2480"/>
             <w:shd w:fill="D9E2F3"/>
           </w:tcPr>
           <w:p>
@@ -662,7 +662,7 @@
         </w:tc>
         <w:tc>
           <w:tcPr>
-            <w:tcW w:type="dxa" w:w="2160"/>
+            <w:tcW w:type="dxa" w:w="2480"/>
             <w:shd w:fill="D9E2F3"/>
           </w:tcPr>
           <w:p>
@@ -684,7 +684,7 @@
         </w:tc>
         <w:tc>
           <w:tcPr>
-            <w:tcW w:type="dxa" w:w="2160"/>
+            <w:tcW w:type="dxa" w:w="2480"/>
             <w:shd w:fill="D9E2F3"/>
           </w:tcPr>
           <w:p>
@@ -706,7 +706,7 @@
         </w:tc>
         <w:tc>
           <w:tcPr>
-            <w:tcW w:type="dxa" w:w="2160"/>
+            <w:tcW w:type="dxa" w:w="2480"/>
             <w:shd w:fill="D9E2F3"/>
           </w:tcPr>
           <w:p>
@@ -730,7 +730,7 @@
       <w:tr>
         <w:tc>
           <w:tcPr>
-            <w:tcW w:type="dxa" w:w="2160"/>
+            <w:tcW w:type="dxa" w:w="2480"/>
           </w:tcPr>
           <w:p>
             <w:r>
@@ -749,7 +749,7 @@
         </w:tc>
         <w:tc>
           <w:tcPr>
-            <w:tcW w:type="dxa" w:w="2160"/>
+            <w:tcW w:type="dxa" w:w="2480"/>
           </w:tcPr>
           <w:p>
             <w:r>
@@ -761,7 +761,7 @@
         </w:tc>
         <w:tc>
           <w:tcPr>
-            <w:tcW w:type="dxa" w:w="2160"/>
+            <w:tcW w:type="dxa" w:w="2480"/>
           </w:tcPr>
           <w:p>
             <w:r>
@@ -773,7 +773,7 @@
         </w:tc>
         <w:tc>
           <w:tcPr>
-            <w:tcW w:type="dxa" w:w="2160"/>
+            <w:tcW w:type="dxa" w:w="2480"/>
           </w:tcPr>
           <w:p>
             <w:r>
@@ -787,7 +787,7 @@
       <w:tr>
         <w:tc>
           <w:tcPr>
-            <w:tcW w:type="dxa" w:w="2160"/>
+            <w:tcW w:type="dxa" w:w="2480"/>
           </w:tcPr>
           <w:p>
             <w:r>
@@ -806,7 +806,7 @@
         </w:tc>
         <w:tc>
           <w:tcPr>
-            <w:tcW w:type="dxa" w:w="2160"/>
+            <w:tcW w:type="dxa" w:w="2480"/>
           </w:tcPr>
           <w:p>
             <w:r>
@@ -818,7 +818,7 @@
         </w:tc>
         <w:tc>
           <w:tcPr>
-            <w:tcW w:type="dxa" w:w="2160"/>
+            <w:tcW w:type="dxa" w:w="2480"/>
           </w:tcPr>
           <w:p>
             <w:r>
@@ -830,7 +830,7 @@
         </w:tc>
         <w:tc>
           <w:tcPr>
-            <w:tcW w:type="dxa" w:w="2160"/>
+            <w:tcW w:type="dxa" w:w="2480"/>
           </w:tcPr>
           <w:p>
             <w:r>
@@ -844,7 +844,7 @@
       <w:tr>
         <w:tc>
           <w:tcPr>
-            <w:tcW w:type="dxa" w:w="2160"/>
+            <w:tcW w:type="dxa" w:w="2480"/>
             <w:shd w:fill="D9E2F3"/>
           </w:tcPr>
           <w:p>
@@ -864,7 +864,7 @@
         </w:tc>
         <w:tc>
           <w:tcPr>
-            <w:tcW w:type="dxa" w:w="2160"/>
+            <w:tcW w:type="dxa" w:w="2480"/>
           </w:tcPr>
           <w:p>
             <w:r>
@@ -876,7 +876,7 @@
         </w:tc>
         <w:tc>
           <w:tcPr>
-            <w:tcW w:type="dxa" w:w="2160"/>
+            <w:tcW w:type="dxa" w:w="2480"/>
           </w:tcPr>
           <w:p>
             <w:r>
@@ -888,7 +888,7 @@
         </w:tc>
         <w:tc>
           <w:tcPr>
-            <w:tcW w:type="dxa" w:w="2160"/>
+            <w:tcW w:type="dxa" w:w="2480"/>
           </w:tcPr>
           <w:p>
             <w:r>
@@ -1472,19 +1472,19 @@
       <w:tblPr>
         <w:tblStyle w:val="TableGrid"/>
         <w:tblW w:type="auto" w:w="0"/>
-        <w:tblLayout w:type="autofit"/>
+        <w:tblLayout w:type="fixed"/>
         <w:tblLook w:firstColumn="1" w:firstRow="1" w:lastColumn="0" w:lastRow="0" w:noHBand="0" w:noVBand="1" w:val="04A0"/>
       </w:tblPr>
       <w:tblGrid>
-        <w:gridCol w:w="2160"/>
-        <w:gridCol w:w="2160"/>
-        <w:gridCol w:w="2160"/>
-        <w:gridCol w:w="2160"/>
+        <w:gridCol w:w="2480"/>
+        <w:gridCol w:w="2480"/>
+        <w:gridCol w:w="2480"/>
+        <w:gridCol w:w="2480"/>
       </w:tblGrid>
       <w:tr>
         <w:tc>
           <w:tcPr>
-            <w:tcW w:type="dxa" w:w="2160"/>
+            <w:tcW w:type="dxa" w:w="2480"/>
             <w:shd w:fill="D9E2F3"/>
           </w:tcPr>
           <w:p>
@@ -1506,7 +1506,7 @@
         </w:tc>
         <w:tc>
           <w:tcPr>
-            <w:tcW w:type="dxa" w:w="2160"/>
+            <w:tcW w:type="dxa" w:w="2480"/>
             <w:shd w:fill="D9E2F3"/>
           </w:tcPr>
           <w:p>
@@ -1528,7 +1528,7 @@
         </w:tc>
         <w:tc>
           <w:tcPr>
-            <w:tcW w:type="dxa" w:w="2160"/>
+            <w:tcW w:type="dxa" w:w="2480"/>
             <w:shd w:fill="D9E2F3"/>
           </w:tcPr>
           <w:p>
@@ -1550,7 +1550,7 @@
         </w:tc>
         <w:tc>
           <w:tcPr>
-            <w:tcW w:type="dxa" w:w="2160"/>
+            <w:tcW w:type="dxa" w:w="2480"/>
             <w:shd w:fill="D9E2F3"/>
           </w:tcPr>
           <w:p>
@@ -1574,7 +1574,7 @@
       <w:tr>
         <w:tc>
           <w:tcPr>
-            <w:tcW w:type="dxa" w:w="2160"/>
+            <w:tcW w:type="dxa" w:w="2480"/>
           </w:tcPr>
           <w:p>
             <w:r>
@@ -1593,7 +1593,7 @@
         </w:tc>
         <w:tc>
           <w:tcPr>
-            <w:tcW w:type="dxa" w:w="2160"/>
+            <w:tcW w:type="dxa" w:w="2480"/>
           </w:tcPr>
           <w:p>
             <w:r>
@@ -1612,7 +1612,7 @@
         </w:tc>
         <w:tc>
           <w:tcPr>
-            <w:tcW w:type="dxa" w:w="2160"/>
+            <w:tcW w:type="dxa" w:w="2480"/>
           </w:tcPr>
           <w:p>
             <w:r>
@@ -1631,7 +1631,7 @@
         </w:tc>
         <w:tc>
           <w:tcPr>
-            <w:tcW w:type="dxa" w:w="2160"/>
+            <w:tcW w:type="dxa" w:w="2480"/>
           </w:tcPr>
           <w:p>
             <w:r>
@@ -1652,7 +1652,7 @@
       <w:tr>
         <w:tc>
           <w:tcPr>
-            <w:tcW w:type="dxa" w:w="2160"/>
+            <w:tcW w:type="dxa" w:w="2480"/>
           </w:tcPr>
           <w:p>
             <w:r>
@@ -1671,7 +1671,7 @@
         </w:tc>
         <w:tc>
           <w:tcPr>
-            <w:tcW w:type="dxa" w:w="2160"/>
+            <w:tcW w:type="dxa" w:w="2480"/>
           </w:tcPr>
           <w:p>
             <w:r>
@@ -1690,7 +1690,7 @@
         </w:tc>
         <w:tc>
           <w:tcPr>
-            <w:tcW w:type="dxa" w:w="2160"/>
+            <w:tcW w:type="dxa" w:w="2480"/>
           </w:tcPr>
           <w:p>
             <w:r>
@@ -1723,7 +1723,7 @@
         </w:tc>
         <w:tc>
           <w:tcPr>
-            <w:tcW w:type="dxa" w:w="2160"/>
+            <w:tcW w:type="dxa" w:w="2480"/>
           </w:tcPr>
           <w:p>
             <w:r>
@@ -1744,7 +1744,7 @@
       <w:tr>
         <w:tc>
           <w:tcPr>
-            <w:tcW w:type="dxa" w:w="2160"/>
+            <w:tcW w:type="dxa" w:w="2480"/>
           </w:tcPr>
           <w:p>
             <w:r>
@@ -1763,7 +1763,7 @@
         </w:tc>
         <w:tc>
           <w:tcPr>
-            <w:tcW w:type="dxa" w:w="2160"/>
+            <w:tcW w:type="dxa" w:w="2480"/>
           </w:tcPr>
           <w:p>
             <w:r>
@@ -1782,7 +1782,7 @@
         </w:tc>
         <w:tc>
           <w:tcPr>
-            <w:tcW w:type="dxa" w:w="2160"/>
+            <w:tcW w:type="dxa" w:w="2480"/>
           </w:tcPr>
           <w:p>
             <w:r>
@@ -1801,7 +1801,7 @@
         </w:tc>
         <w:tc>
           <w:tcPr>
-            <w:tcW w:type="dxa" w:w="2160"/>
+            <w:tcW w:type="dxa" w:w="2480"/>
           </w:tcPr>
           <w:p>
             <w:r>
@@ -1822,7 +1822,7 @@
       <w:tr>
         <w:tc>
           <w:tcPr>
-            <w:tcW w:type="dxa" w:w="2160"/>
+            <w:tcW w:type="dxa" w:w="2480"/>
           </w:tcPr>
           <w:p>
             <w:r>
@@ -1841,7 +1841,7 @@
         </w:tc>
         <w:tc>
           <w:tcPr>
-            <w:tcW w:type="dxa" w:w="2160"/>
+            <w:tcW w:type="dxa" w:w="2480"/>
           </w:tcPr>
           <w:p>
             <w:r>
@@ -1860,7 +1860,7 @@
         </w:tc>
         <w:tc>
           <w:tcPr>
-            <w:tcW w:type="dxa" w:w="2160"/>
+            <w:tcW w:type="dxa" w:w="2480"/>
           </w:tcPr>
           <w:p>
             <w:r>
@@ -1879,7 +1879,7 @@
         </w:tc>
         <w:tc>
           <w:tcPr>
-            <w:tcW w:type="dxa" w:w="2160"/>
+            <w:tcW w:type="dxa" w:w="2480"/>
           </w:tcPr>
           <w:p>
             <w:r>
@@ -1900,7 +1900,7 @@
       <w:tr>
         <w:tc>
           <w:tcPr>
-            <w:tcW w:type="dxa" w:w="2160"/>
+            <w:tcW w:type="dxa" w:w="2480"/>
           </w:tcPr>
           <w:p>
             <w:r>
@@ -1919,7 +1919,7 @@
         </w:tc>
         <w:tc>
           <w:tcPr>
-            <w:tcW w:type="dxa" w:w="2160"/>
+            <w:tcW w:type="dxa" w:w="2480"/>
           </w:tcPr>
           <w:p>
             <w:r>
@@ -1938,7 +1938,7 @@
         </w:tc>
         <w:tc>
           <w:tcPr>
-            <w:tcW w:type="dxa" w:w="2160"/>
+            <w:tcW w:type="dxa" w:w="2480"/>
           </w:tcPr>
           <w:p>
             <w:r>
@@ -1957,7 +1957,7 @@
         </w:tc>
         <w:tc>
           <w:tcPr>
-            <w:tcW w:type="dxa" w:w="2160"/>
+            <w:tcW w:type="dxa" w:w="2480"/>
           </w:tcPr>
           <w:p>
             <w:r>
@@ -1978,7 +1978,7 @@
       <w:tr>
         <w:tc>
           <w:tcPr>
-            <w:tcW w:type="dxa" w:w="2160"/>
+            <w:tcW w:type="dxa" w:w="2480"/>
           </w:tcPr>
           <w:p>
             <w:r>
@@ -1997,7 +1997,7 @@
         </w:tc>
         <w:tc>
           <w:tcPr>
-            <w:tcW w:type="dxa" w:w="2160"/>
+            <w:tcW w:type="dxa" w:w="2480"/>
           </w:tcPr>
           <w:p>
             <w:r>
@@ -2016,7 +2016,7 @@
         </w:tc>
         <w:tc>
           <w:tcPr>
-            <w:tcW w:type="dxa" w:w="2160"/>
+            <w:tcW w:type="dxa" w:w="2480"/>
           </w:tcPr>
           <w:p>
             <w:r>
@@ -2049,7 +2049,7 @@
         </w:tc>
         <w:tc>
           <w:tcPr>
-            <w:tcW w:type="dxa" w:w="2160"/>
+            <w:tcW w:type="dxa" w:w="2480"/>
           </w:tcPr>
           <w:p>
             <w:r>
@@ -2070,7 +2070,7 @@
       <w:tr>
         <w:tc>
           <w:tcPr>
-            <w:tcW w:type="dxa" w:w="2160"/>
+            <w:tcW w:type="dxa" w:w="2480"/>
           </w:tcPr>
           <w:p>
             <w:r>
@@ -2089,7 +2089,7 @@
         </w:tc>
         <w:tc>
           <w:tcPr>
-            <w:tcW w:type="dxa" w:w="2160"/>
+            <w:tcW w:type="dxa" w:w="2480"/>
           </w:tcPr>
           <w:p>
             <w:r>
@@ -2108,7 +2108,7 @@
         </w:tc>
         <w:tc>
           <w:tcPr>
-            <w:tcW w:type="dxa" w:w="2160"/>
+            <w:tcW w:type="dxa" w:w="2480"/>
           </w:tcPr>
           <w:p>
             <w:r>
@@ -2127,7 +2127,7 @@
         </w:tc>
         <w:tc>
           <w:tcPr>
-            <w:tcW w:type="dxa" w:w="2160"/>
+            <w:tcW w:type="dxa" w:w="2480"/>
           </w:tcPr>
           <w:p>
             <w:r>
@@ -2148,7 +2148,7 @@
       <w:tr>
         <w:tc>
           <w:tcPr>
-            <w:tcW w:type="dxa" w:w="2160"/>
+            <w:tcW w:type="dxa" w:w="2480"/>
           </w:tcPr>
           <w:p>
             <w:r>
@@ -2167,7 +2167,7 @@
         </w:tc>
         <w:tc>
           <w:tcPr>
-            <w:tcW w:type="dxa" w:w="2160"/>
+            <w:tcW w:type="dxa" w:w="2480"/>
           </w:tcPr>
           <w:p>
             <w:r>
@@ -2186,7 +2186,7 @@
         </w:tc>
         <w:tc>
           <w:tcPr>
-            <w:tcW w:type="dxa" w:w="2160"/>
+            <w:tcW w:type="dxa" w:w="2480"/>
           </w:tcPr>
           <w:p>
             <w:r>
@@ -2205,7 +2205,7 @@
         </w:tc>
         <w:tc>
           <w:tcPr>
-            <w:tcW w:type="dxa" w:w="2160"/>
+            <w:tcW w:type="dxa" w:w="2480"/>
           </w:tcPr>
           <w:p>
             <w:r>
@@ -2226,7 +2226,7 @@
       <w:tr>
         <w:tc>
           <w:tcPr>
-            <w:tcW w:type="dxa" w:w="2160"/>
+            <w:tcW w:type="dxa" w:w="2480"/>
           </w:tcPr>
           <w:p>
             <w:r>
@@ -2245,7 +2245,7 @@
         </w:tc>
         <w:tc>
           <w:tcPr>
-            <w:tcW w:type="dxa" w:w="2160"/>
+            <w:tcW w:type="dxa" w:w="2480"/>
           </w:tcPr>
           <w:p>
             <w:r>
@@ -2264,7 +2264,7 @@
         </w:tc>
         <w:tc>
           <w:tcPr>
-            <w:tcW w:type="dxa" w:w="2160"/>
+            <w:tcW w:type="dxa" w:w="2480"/>
           </w:tcPr>
           <w:p>
             <w:r>
@@ -2318,7 +2318,7 @@
         </w:tc>
         <w:tc>
           <w:tcPr>
-            <w:tcW w:type="dxa" w:w="2160"/>
+            <w:tcW w:type="dxa" w:w="2480"/>
           </w:tcPr>
           <w:p>
             <w:r>
@@ -2339,7 +2339,7 @@
       <w:tr>
         <w:tc>
           <w:tcPr>
-            <w:tcW w:type="dxa" w:w="2160"/>
+            <w:tcW w:type="dxa" w:w="2480"/>
           </w:tcPr>
           <w:p>
             <w:r>
@@ -2358,7 +2358,7 @@
         </w:tc>
         <w:tc>
           <w:tcPr>
-            <w:tcW w:type="dxa" w:w="2160"/>
+            <w:tcW w:type="dxa" w:w="2480"/>
           </w:tcPr>
           <w:p>
             <w:r>
@@ -2377,7 +2377,7 @@
         </w:tc>
         <w:tc>
           <w:tcPr>
-            <w:tcW w:type="dxa" w:w="2160"/>
+            <w:tcW w:type="dxa" w:w="2480"/>
           </w:tcPr>
           <w:p>
             <w:r>
@@ -2396,7 +2396,7 @@
         </w:tc>
         <w:tc>
           <w:tcPr>
-            <w:tcW w:type="dxa" w:w="2160"/>
+            <w:tcW w:type="dxa" w:w="2480"/>
           </w:tcPr>
           <w:p>
             <w:r>
@@ -2532,18 +2532,18 @@
       <w:tblPr>
         <w:tblStyle w:val="TableGrid"/>
         <w:tblW w:type="auto" w:w="0"/>
-        <w:tblLayout w:type="autofit"/>
+        <w:tblLayout w:type="fixed"/>
         <w:tblLook w:firstColumn="1" w:firstRow="1" w:lastColumn="0" w:lastRow="0" w:noHBand="0" w:noVBand="1" w:val="04A0"/>
       </w:tblPr>
       <w:tblGrid>
-        <w:gridCol w:w="2880"/>
-        <w:gridCol w:w="2880"/>
-        <w:gridCol w:w="2880"/>
+        <w:gridCol w:w="3307"/>
+        <w:gridCol w:w="3307"/>
+        <w:gridCol w:w="3307"/>
       </w:tblGrid>
       <w:tr>
         <w:tc>
           <w:tcPr>
-            <w:tcW w:type="dxa" w:w="2880"/>
+            <w:tcW w:type="dxa" w:w="3307"/>
             <w:shd w:fill="D9E2F3"/>
           </w:tcPr>
           <w:p>
@@ -2565,7 +2565,7 @@
         </w:tc>
         <w:tc>
           <w:tcPr>
-            <w:tcW w:type="dxa" w:w="2880"/>
+            <w:tcW w:type="dxa" w:w="3307"/>
             <w:shd w:fill="D9E2F3"/>
           </w:tcPr>
           <w:p>
@@ -2587,7 +2587,7 @@
         </w:tc>
         <w:tc>
           <w:tcPr>
-            <w:tcW w:type="dxa" w:w="2880"/>
+            <w:tcW w:type="dxa" w:w="3307"/>
             <w:shd w:fill="D9E2F3"/>
           </w:tcPr>
           <w:p>
@@ -2611,7 +2611,7 @@
       <w:tr>
         <w:tc>
           <w:tcPr>
-            <w:tcW w:type="dxa" w:w="2880"/>
+            <w:tcW w:type="dxa" w:w="3307"/>
           </w:tcPr>
           <w:p>
             <w:r>
@@ -2630,7 +2630,7 @@
         </w:tc>
         <w:tc>
           <w:tcPr>
-            <w:tcW w:type="dxa" w:w="2880"/>
+            <w:tcW w:type="dxa" w:w="3307"/>
           </w:tcPr>
           <w:p>
             <w:r>
@@ -2649,7 +2649,7 @@
         </w:tc>
         <w:tc>
           <w:tcPr>
-            <w:tcW w:type="dxa" w:w="2880"/>
+            <w:tcW w:type="dxa" w:w="3307"/>
           </w:tcPr>
           <w:p>
             <w:r>
@@ -2670,7 +2670,7 @@
       <w:tr>
         <w:tc>
           <w:tcPr>
-            <w:tcW w:type="dxa" w:w="2880"/>
+            <w:tcW w:type="dxa" w:w="3307"/>
           </w:tcPr>
           <w:p>
             <w:r>
@@ -2689,7 +2689,7 @@
         </w:tc>
         <w:tc>
           <w:tcPr>
-            <w:tcW w:type="dxa" w:w="2880"/>
+            <w:tcW w:type="dxa" w:w="3307"/>
           </w:tcPr>
           <w:p>
             <w:r>
@@ -2708,7 +2708,7 @@
         </w:tc>
         <w:tc>
           <w:tcPr>
-            <w:tcW w:type="dxa" w:w="2880"/>
+            <w:tcW w:type="dxa" w:w="3307"/>
           </w:tcPr>
           <w:p>
             <w:r>
@@ -2729,7 +2729,7 @@
       <w:tr>
         <w:tc>
           <w:tcPr>
-            <w:tcW w:type="dxa" w:w="2880"/>
+            <w:tcW w:type="dxa" w:w="3307"/>
           </w:tcPr>
           <w:p>
             <w:r>
@@ -2748,7 +2748,7 @@
         </w:tc>
         <w:tc>
           <w:tcPr>
-            <w:tcW w:type="dxa" w:w="2880"/>
+            <w:tcW w:type="dxa" w:w="3307"/>
           </w:tcPr>
           <w:p>
             <w:r>
@@ -2767,7 +2767,7 @@
         </w:tc>
         <w:tc>
           <w:tcPr>
-            <w:tcW w:type="dxa" w:w="2880"/>
+            <w:tcW w:type="dxa" w:w="3307"/>
           </w:tcPr>
           <w:p>
             <w:r>
@@ -2788,7 +2788,7 @@
       <w:tr>
         <w:tc>
           <w:tcPr>
-            <w:tcW w:type="dxa" w:w="2880"/>
+            <w:tcW w:type="dxa" w:w="3307"/>
           </w:tcPr>
           <w:p>
             <w:r>
@@ -2807,7 +2807,7 @@
         </w:tc>
         <w:tc>
           <w:tcPr>
-            <w:tcW w:type="dxa" w:w="2880"/>
+            <w:tcW w:type="dxa" w:w="3307"/>
           </w:tcPr>
           <w:p>
             <w:r>
@@ -2826,7 +2826,7 @@
         </w:tc>
         <w:tc>
           <w:tcPr>
-            <w:tcW w:type="dxa" w:w="2880"/>
+            <w:tcW w:type="dxa" w:w="3307"/>
           </w:tcPr>
           <w:p>
             <w:r>
@@ -2847,7 +2847,7 @@
       <w:tr>
         <w:tc>
           <w:tcPr>
-            <w:tcW w:type="dxa" w:w="2880"/>
+            <w:tcW w:type="dxa" w:w="3307"/>
           </w:tcPr>
           <w:p>
             <w:r>
@@ -2866,7 +2866,7 @@
         </w:tc>
         <w:tc>
           <w:tcPr>
-            <w:tcW w:type="dxa" w:w="2880"/>
+            <w:tcW w:type="dxa" w:w="3307"/>
           </w:tcPr>
           <w:p>
             <w:r>
@@ -2885,7 +2885,7 @@
         </w:tc>
         <w:tc>
           <w:tcPr>
-            <w:tcW w:type="dxa" w:w="2880"/>
+            <w:tcW w:type="dxa" w:w="3307"/>
           </w:tcPr>
           <w:p>
             <w:r>
@@ -3684,18 +3684,18 @@
       <w:tblPr>
         <w:tblStyle w:val="TableGrid"/>
         <w:tblW w:type="auto" w:w="0"/>
-        <w:tblLayout w:type="autofit"/>
+        <w:tblLayout w:type="fixed"/>
         <w:tblLook w:firstColumn="1" w:firstRow="1" w:lastColumn="0" w:lastRow="0" w:noHBand="0" w:noVBand="1" w:val="04A0"/>
       </w:tblPr>
       <w:tblGrid>
-        <w:gridCol w:w="2880"/>
-        <w:gridCol w:w="2880"/>
-        <w:gridCol w:w="2880"/>
+        <w:gridCol w:w="3307"/>
+        <w:gridCol w:w="3307"/>
+        <w:gridCol w:w="3307"/>
       </w:tblGrid>
       <w:tr>
         <w:tc>
           <w:tcPr>
-            <w:tcW w:type="dxa" w:w="2880"/>
+            <w:tcW w:type="dxa" w:w="3307"/>
             <w:shd w:fill="D9E2F3"/>
           </w:tcPr>
           <w:p>
@@ -3717,7 +3717,7 @@
         </w:tc>
         <w:tc>
           <w:tcPr>
-            <w:tcW w:type="dxa" w:w="2880"/>
+            <w:tcW w:type="dxa" w:w="3307"/>
             <w:shd w:fill="D9E2F3"/>
           </w:tcPr>
           <w:p>
@@ -3739,7 +3739,7 @@
         </w:tc>
         <w:tc>
           <w:tcPr>
-            <w:tcW w:type="dxa" w:w="2880"/>
+            <w:tcW w:type="dxa" w:w="3307"/>
             <w:shd w:fill="D9E2F3"/>
           </w:tcPr>
           <w:p>
@@ -3763,7 +3763,7 @@
       <w:tr>
         <w:tc>
           <w:tcPr>
-            <w:tcW w:type="dxa" w:w="2880"/>
+            <w:tcW w:type="dxa" w:w="3307"/>
           </w:tcPr>
           <w:p>
             <w:r>
@@ -3789,7 +3789,7 @@
         </w:tc>
         <w:tc>
           <w:tcPr>
-            <w:tcW w:type="dxa" w:w="2880"/>
+            <w:tcW w:type="dxa" w:w="3307"/>
           </w:tcPr>
           <w:p>
             <w:r>
@@ -3808,7 +3808,7 @@
         </w:tc>
         <w:tc>
           <w:tcPr>
-            <w:tcW w:type="dxa" w:w="2880"/>
+            <w:tcW w:type="dxa" w:w="3307"/>
           </w:tcPr>
           <w:p>
             <w:r>
@@ -3829,7 +3829,7 @@
       <w:tr>
         <w:tc>
           <w:tcPr>
-            <w:tcW w:type="dxa" w:w="2880"/>
+            <w:tcW w:type="dxa" w:w="3307"/>
           </w:tcPr>
           <w:p>
             <w:r>
@@ -3848,7 +3848,7 @@
         </w:tc>
         <w:tc>
           <w:tcPr>
-            <w:tcW w:type="dxa" w:w="2880"/>
+            <w:tcW w:type="dxa" w:w="3307"/>
           </w:tcPr>
           <w:p>
             <w:r>
@@ -3867,7 +3867,7 @@
         </w:tc>
         <w:tc>
           <w:tcPr>
-            <w:tcW w:type="dxa" w:w="2880"/>
+            <w:tcW w:type="dxa" w:w="3307"/>
           </w:tcPr>
           <w:p>
             <w:r>
@@ -3895,7 +3895,7 @@
       <w:tr>
         <w:tc>
           <w:tcPr>
-            <w:tcW w:type="dxa" w:w="2880"/>
+            <w:tcW w:type="dxa" w:w="3307"/>
           </w:tcPr>
           <w:p>
             <w:r>
@@ -3914,7 +3914,7 @@
         </w:tc>
         <w:tc>
           <w:tcPr>
-            <w:tcW w:type="dxa" w:w="2880"/>
+            <w:tcW w:type="dxa" w:w="3307"/>
           </w:tcPr>
           <w:p>
             <w:r>
@@ -3933,7 +3933,7 @@
         </w:tc>
         <w:tc>
           <w:tcPr>
-            <w:tcW w:type="dxa" w:w="2880"/>
+            <w:tcW w:type="dxa" w:w="3307"/>
           </w:tcPr>
           <w:p>
             <w:r>
@@ -4470,18 +4470,18 @@
       <w:tblPr>
         <w:tblStyle w:val="TableGrid"/>
         <w:tblW w:type="auto" w:w="0"/>
-        <w:tblLayout w:type="autofit"/>
+        <w:tblLayout w:type="fixed"/>
         <w:tblLook w:firstColumn="1" w:firstRow="1" w:lastColumn="0" w:lastRow="0" w:noHBand="0" w:noVBand="1" w:val="04A0"/>
       </w:tblPr>
       <w:tblGrid>
-        <w:gridCol w:w="2880"/>
-        <w:gridCol w:w="2880"/>
-        <w:gridCol w:w="2880"/>
+        <w:gridCol w:w="3307"/>
+        <w:gridCol w:w="3307"/>
+        <w:gridCol w:w="3307"/>
       </w:tblGrid>
       <w:tr>
         <w:tc>
           <w:tcPr>
-            <w:tcW w:type="dxa" w:w="2880"/>
+            <w:tcW w:type="dxa" w:w="3307"/>
             <w:shd w:fill="D9E2F3"/>
           </w:tcPr>
           <w:p>
@@ -4503,7 +4503,7 @@
         </w:tc>
         <w:tc>
           <w:tcPr>
-            <w:tcW w:type="dxa" w:w="2880"/>
+            <w:tcW w:type="dxa" w:w="3307"/>
             <w:shd w:fill="D9E2F3"/>
           </w:tcPr>
           <w:p>
@@ -4525,7 +4525,7 @@
         </w:tc>
         <w:tc>
           <w:tcPr>
-            <w:tcW w:type="dxa" w:w="2880"/>
+            <w:tcW w:type="dxa" w:w="3307"/>
             <w:shd w:fill="D9E2F3"/>
           </w:tcPr>
           <w:p>
@@ -4549,7 +4549,7 @@
       <w:tr>
         <w:tc>
           <w:tcPr>
-            <w:tcW w:type="dxa" w:w="2880"/>
+            <w:tcW w:type="dxa" w:w="3307"/>
           </w:tcPr>
           <w:p>
             <w:r>
@@ -4568,7 +4568,7 @@
         </w:tc>
         <w:tc>
           <w:tcPr>
-            <w:tcW w:type="dxa" w:w="2880"/>
+            <w:tcW w:type="dxa" w:w="3307"/>
           </w:tcPr>
           <w:p>
             <w:r>
@@ -4587,7 +4587,7 @@
         </w:tc>
         <w:tc>
           <w:tcPr>
-            <w:tcW w:type="dxa" w:w="2880"/>
+            <w:tcW w:type="dxa" w:w="3307"/>
           </w:tcPr>
           <w:p>
             <w:r>
@@ -4608,7 +4608,7 @@
       <w:tr>
         <w:tc>
           <w:tcPr>
-            <w:tcW w:type="dxa" w:w="2880"/>
+            <w:tcW w:type="dxa" w:w="3307"/>
           </w:tcPr>
           <w:p>
             <w:r>
@@ -4627,7 +4627,7 @@
         </w:tc>
         <w:tc>
           <w:tcPr>
-            <w:tcW w:type="dxa" w:w="2880"/>
+            <w:tcW w:type="dxa" w:w="3307"/>
           </w:tcPr>
           <w:p>
             <w:r>
@@ -4646,7 +4646,7 @@
         </w:tc>
         <w:tc>
           <w:tcPr>
-            <w:tcW w:type="dxa" w:w="2880"/>
+            <w:tcW w:type="dxa" w:w="3307"/>
           </w:tcPr>
           <w:p>
             <w:r>
@@ -4660,7 +4660,7 @@
       <w:tr>
         <w:tc>
           <w:tcPr>
-            <w:tcW w:type="dxa" w:w="2880"/>
+            <w:tcW w:type="dxa" w:w="3307"/>
           </w:tcPr>
           <w:p>
             <w:r>
@@ -4679,7 +4679,7 @@
         </w:tc>
         <w:tc>
           <w:tcPr>
-            <w:tcW w:type="dxa" w:w="2880"/>
+            <w:tcW w:type="dxa" w:w="3307"/>
           </w:tcPr>
           <w:p>
             <w:r>
@@ -4698,7 +4698,7 @@
         </w:tc>
         <w:tc>
           <w:tcPr>
-            <w:tcW w:type="dxa" w:w="2880"/>
+            <w:tcW w:type="dxa" w:w="3307"/>
           </w:tcPr>
           <w:p>
             <w:r>
@@ -4727,7 +4727,7 @@
       <w:tr>
         <w:tc>
           <w:tcPr>
-            <w:tcW w:type="dxa" w:w="2880"/>
+            <w:tcW w:type="dxa" w:w="3307"/>
           </w:tcPr>
           <w:p>
             <w:r>
@@ -4746,7 +4746,7 @@
         </w:tc>
         <w:tc>
           <w:tcPr>
-            <w:tcW w:type="dxa" w:w="2880"/>
+            <w:tcW w:type="dxa" w:w="3307"/>
           </w:tcPr>
           <w:p>
             <w:r>
@@ -4765,7 +4765,7 @@
         </w:tc>
         <w:tc>
           <w:tcPr>
-            <w:tcW w:type="dxa" w:w="2880"/>
+            <w:tcW w:type="dxa" w:w="3307"/>
           </w:tcPr>
           <w:p>
             <w:r>
@@ -4786,7 +4786,7 @@
       <w:tr>
         <w:tc>
           <w:tcPr>
-            <w:tcW w:type="dxa" w:w="2880"/>
+            <w:tcW w:type="dxa" w:w="3307"/>
           </w:tcPr>
           <w:p>
             <w:r>
@@ -4805,7 +4805,7 @@
         </w:tc>
         <w:tc>
           <w:tcPr>
-            <w:tcW w:type="dxa" w:w="2880"/>
+            <w:tcW w:type="dxa" w:w="3307"/>
           </w:tcPr>
           <w:p>
             <w:r>
@@ -4824,7 +4824,7 @@
         </w:tc>
         <w:tc>
           <w:tcPr>
-            <w:tcW w:type="dxa" w:w="2880"/>
+            <w:tcW w:type="dxa" w:w="3307"/>
           </w:tcPr>
           <w:p>
             <w:r>
@@ -4845,7 +4845,7 @@
       <w:tr>
         <w:tc>
           <w:tcPr>
-            <w:tcW w:type="dxa" w:w="2880"/>
+            <w:tcW w:type="dxa" w:w="3307"/>
           </w:tcPr>
           <w:p>
             <w:r>
@@ -4864,7 +4864,7 @@
         </w:tc>
         <w:tc>
           <w:tcPr>
-            <w:tcW w:type="dxa" w:w="2880"/>
+            <w:tcW w:type="dxa" w:w="3307"/>
           </w:tcPr>
           <w:p>
             <w:r>
@@ -4883,7 +4883,7 @@
         </w:tc>
         <w:tc>
           <w:tcPr>
-            <w:tcW w:type="dxa" w:w="2880"/>
+            <w:tcW w:type="dxa" w:w="3307"/>
           </w:tcPr>
           <w:p>
             <w:r>
@@ -4919,7 +4919,7 @@
       <w:tr>
         <w:tc>
           <w:tcPr>
-            <w:tcW w:type="dxa" w:w="2880"/>
+            <w:tcW w:type="dxa" w:w="3307"/>
           </w:tcPr>
           <w:p>
             <w:r>
@@ -4938,7 +4938,7 @@
         </w:tc>
         <w:tc>
           <w:tcPr>
-            <w:tcW w:type="dxa" w:w="2880"/>
+            <w:tcW w:type="dxa" w:w="3307"/>
           </w:tcPr>
           <w:p>
             <w:r>
@@ -4957,7 +4957,7 @@
         </w:tc>
         <w:tc>
           <w:tcPr>
-            <w:tcW w:type="dxa" w:w="2880"/>
+            <w:tcW w:type="dxa" w:w="3307"/>
           </w:tcPr>
           <w:p>
             <w:r>
@@ -5043,18 +5043,18 @@
       <w:tblPr>
         <w:tblStyle w:val="TableGrid"/>
         <w:tblW w:type="auto" w:w="0"/>
-        <w:tblLayout w:type="autofit"/>
+        <w:tblLayout w:type="fixed"/>
         <w:tblLook w:firstColumn="1" w:firstRow="1" w:lastColumn="0" w:lastRow="0" w:noHBand="0" w:noVBand="1" w:val="04A0"/>
       </w:tblPr>
       <w:tblGrid>
-        <w:gridCol w:w="2880"/>
-        <w:gridCol w:w="2880"/>
-        <w:gridCol w:w="2880"/>
+        <w:gridCol w:w="3307"/>
+        <w:gridCol w:w="3307"/>
+        <w:gridCol w:w="3307"/>
       </w:tblGrid>
       <w:tr>
         <w:tc>
           <w:tcPr>
-            <w:tcW w:type="dxa" w:w="2880"/>
+            <w:tcW w:type="dxa" w:w="3307"/>
             <w:shd w:fill="D9E2F3"/>
           </w:tcPr>
           <w:p>
@@ -5076,7 +5076,7 @@
         </w:tc>
         <w:tc>
           <w:tcPr>
-            <w:tcW w:type="dxa" w:w="2880"/>
+            <w:tcW w:type="dxa" w:w="3307"/>
             <w:shd w:fill="D9E2F3"/>
           </w:tcPr>
           <w:p>
@@ -5098,7 +5098,7 @@
         </w:tc>
         <w:tc>
           <w:tcPr>
-            <w:tcW w:type="dxa" w:w="2880"/>
+            <w:tcW w:type="dxa" w:w="3307"/>
             <w:shd w:fill="D9E2F3"/>
           </w:tcPr>
           <w:p>
@@ -5122,7 +5122,7 @@
       <w:tr>
         <w:tc>
           <w:tcPr>
-            <w:tcW w:type="dxa" w:w="2880"/>
+            <w:tcW w:type="dxa" w:w="3307"/>
           </w:tcPr>
           <w:p>
             <w:r>
@@ -5141,7 +5141,7 @@
         </w:tc>
         <w:tc>
           <w:tcPr>
-            <w:tcW w:type="dxa" w:w="2880"/>
+            <w:tcW w:type="dxa" w:w="3307"/>
           </w:tcPr>
           <w:p>
             <w:r>
@@ -5160,7 +5160,7 @@
         </w:tc>
         <w:tc>
           <w:tcPr>
-            <w:tcW w:type="dxa" w:w="2880"/>
+            <w:tcW w:type="dxa" w:w="3307"/>
           </w:tcPr>
           <w:p>
             <w:r>
@@ -5181,7 +5181,7 @@
       <w:tr>
         <w:tc>
           <w:tcPr>
-            <w:tcW w:type="dxa" w:w="2880"/>
+            <w:tcW w:type="dxa" w:w="3307"/>
           </w:tcPr>
           <w:p>
             <w:r>
@@ -5200,7 +5200,7 @@
         </w:tc>
         <w:tc>
           <w:tcPr>
-            <w:tcW w:type="dxa" w:w="2880"/>
+            <w:tcW w:type="dxa" w:w="3307"/>
           </w:tcPr>
           <w:p>
             <w:r>
@@ -5219,7 +5219,7 @@
         </w:tc>
         <w:tc>
           <w:tcPr>
-            <w:tcW w:type="dxa" w:w="2880"/>
+            <w:tcW w:type="dxa" w:w="3307"/>
           </w:tcPr>
           <w:p>
             <w:r>
@@ -5240,7 +5240,7 @@
       <w:tr>
         <w:tc>
           <w:tcPr>
-            <w:tcW w:type="dxa" w:w="2880"/>
+            <w:tcW w:type="dxa" w:w="3307"/>
           </w:tcPr>
           <w:p>
             <w:r>
@@ -5259,7 +5259,7 @@
         </w:tc>
         <w:tc>
           <w:tcPr>
-            <w:tcW w:type="dxa" w:w="2880"/>
+            <w:tcW w:type="dxa" w:w="3307"/>
           </w:tcPr>
           <w:p>
             <w:r>
@@ -5278,7 +5278,7 @@
         </w:tc>
         <w:tc>
           <w:tcPr>
-            <w:tcW w:type="dxa" w:w="2880"/>
+            <w:tcW w:type="dxa" w:w="3307"/>
           </w:tcPr>
           <w:p>
             <w:r>
@@ -5292,7 +5292,7 @@
       <w:tr>
         <w:tc>
           <w:tcPr>
-            <w:tcW w:type="dxa" w:w="2880"/>
+            <w:tcW w:type="dxa" w:w="3307"/>
           </w:tcPr>
           <w:p>
             <w:r>
@@ -5311,7 +5311,7 @@
         </w:tc>
         <w:tc>
           <w:tcPr>
-            <w:tcW w:type="dxa" w:w="2880"/>
+            <w:tcW w:type="dxa" w:w="3307"/>
           </w:tcPr>
           <w:p>
             <w:r>
@@ -5330,7 +5330,7 @@
         </w:tc>
         <w:tc>
           <w:tcPr>
-            <w:tcW w:type="dxa" w:w="2880"/>
+            <w:tcW w:type="dxa" w:w="3307"/>
           </w:tcPr>
           <w:p>
             <w:r>
@@ -5414,17 +5414,17 @@
       <w:tblPr>
         <w:tblStyle w:val="TableGrid"/>
         <w:tblW w:type="auto" w:w="0"/>
-        <w:tblLayout w:type="autofit"/>
+        <w:tblLayout w:type="fixed"/>
         <w:tblLook w:firstColumn="1" w:firstRow="1" w:lastColumn="0" w:lastRow="0" w:noHBand="0" w:noVBand="1" w:val="04A0"/>
       </w:tblPr>
       <w:tblGrid>
-        <w:gridCol w:w="4320"/>
-        <w:gridCol w:w="4320"/>
+        <w:gridCol w:w="4961"/>
+        <w:gridCol w:w="4961"/>
       </w:tblGrid>
       <w:tr>
         <w:tc>
           <w:tcPr>
-            <w:tcW w:type="dxa" w:w="4320"/>
+            <w:tcW w:type="dxa" w:w="4961"/>
             <w:shd w:fill="D9E2F3"/>
           </w:tcPr>
           <w:p>
@@ -5446,7 +5446,7 @@
         </w:tc>
         <w:tc>
           <w:tcPr>
-            <w:tcW w:type="dxa" w:w="4320"/>
+            <w:tcW w:type="dxa" w:w="4961"/>
             <w:shd w:fill="D9E2F3"/>
           </w:tcPr>
           <w:p>
@@ -5470,7 +5470,7 @@
       <w:tr>
         <w:tc>
           <w:tcPr>
-            <w:tcW w:type="dxa" w:w="4320"/>
+            <w:tcW w:type="dxa" w:w="4961"/>
           </w:tcPr>
           <w:p>
             <w:r>
@@ -5489,7 +5489,7 @@
         </w:tc>
         <w:tc>
           <w:tcPr>
-            <w:tcW w:type="dxa" w:w="4320"/>
+            <w:tcW w:type="dxa" w:w="4961"/>
           </w:tcPr>
           <w:p>
             <w:r>
@@ -5510,7 +5510,7 @@
       <w:tr>
         <w:tc>
           <w:tcPr>
-            <w:tcW w:type="dxa" w:w="4320"/>
+            <w:tcW w:type="dxa" w:w="4961"/>
           </w:tcPr>
           <w:p>
             <w:r>
@@ -5529,7 +5529,7 @@
         </w:tc>
         <w:tc>
           <w:tcPr>
-            <w:tcW w:type="dxa" w:w="4320"/>
+            <w:tcW w:type="dxa" w:w="4961"/>
           </w:tcPr>
           <w:p>
             <w:r>
@@ -5571,7 +5571,7 @@
       <w:tr>
         <w:tc>
           <w:tcPr>
-            <w:tcW w:type="dxa" w:w="4320"/>
+            <w:tcW w:type="dxa" w:w="4961"/>
           </w:tcPr>
           <w:p>
             <w:r>
@@ -5590,7 +5590,7 @@
         </w:tc>
         <w:tc>
           <w:tcPr>
-            <w:tcW w:type="dxa" w:w="4320"/>
+            <w:tcW w:type="dxa" w:w="4961"/>
           </w:tcPr>
           <w:p>
             <w:r>
@@ -5719,18 +5719,18 @@
       <w:tblPr>
         <w:tblStyle w:val="TableGrid"/>
         <w:tblW w:type="auto" w:w="0"/>
-        <w:tblLayout w:type="autofit"/>
+        <w:tblLayout w:type="fixed"/>
         <w:tblLook w:firstColumn="1" w:firstRow="1" w:lastColumn="0" w:lastRow="0" w:noHBand="0" w:noVBand="1" w:val="04A0"/>
       </w:tblPr>
       <w:tblGrid>
-        <w:gridCol w:w="2880"/>
-        <w:gridCol w:w="2880"/>
-        <w:gridCol w:w="2880"/>
+        <w:gridCol w:w="3307"/>
+        <w:gridCol w:w="3307"/>
+        <w:gridCol w:w="3307"/>
       </w:tblGrid>
       <w:tr>
         <w:tc>
           <w:tcPr>
-            <w:tcW w:type="dxa" w:w="2880"/>
+            <w:tcW w:type="dxa" w:w="3307"/>
             <w:shd w:fill="D9E2F3"/>
           </w:tcPr>
           <w:p>
@@ -5752,7 +5752,7 @@
         </w:tc>
         <w:tc>
           <w:tcPr>
-            <w:tcW w:type="dxa" w:w="2880"/>
+            <w:tcW w:type="dxa" w:w="3307"/>
             <w:shd w:fill="D9E2F3"/>
           </w:tcPr>
           <w:p>
@@ -5774,7 +5774,7 @@
         </w:tc>
         <w:tc>
           <w:tcPr>
-            <w:tcW w:type="dxa" w:w="2880"/>
+            <w:tcW w:type="dxa" w:w="3307"/>
             <w:shd w:fill="D9E2F3"/>
           </w:tcPr>
           <w:p>
@@ -5798,7 +5798,7 @@
       <w:tr>
         <w:tc>
           <w:tcPr>
-            <w:tcW w:type="dxa" w:w="2880"/>
+            <w:tcW w:type="dxa" w:w="3307"/>
           </w:tcPr>
           <w:p>
             <w:r>
@@ -5817,7 +5817,7 @@
         </w:tc>
         <w:tc>
           <w:tcPr>
-            <w:tcW w:type="dxa" w:w="2880"/>
+            <w:tcW w:type="dxa" w:w="3307"/>
           </w:tcPr>
           <w:p>
             <w:r>
@@ -5857,7 +5857,7 @@
         </w:tc>
         <w:tc>
           <w:tcPr>
-            <w:tcW w:type="dxa" w:w="2880"/>
+            <w:tcW w:type="dxa" w:w="3307"/>
           </w:tcPr>
           <w:p>
             <w:r>
@@ -5878,7 +5878,7 @@
       <w:tr>
         <w:tc>
           <w:tcPr>
-            <w:tcW w:type="dxa" w:w="2880"/>
+            <w:tcW w:type="dxa" w:w="3307"/>
           </w:tcPr>
           <w:p>
             <w:r>
@@ -5897,7 +5897,7 @@
         </w:tc>
         <w:tc>
           <w:tcPr>
-            <w:tcW w:type="dxa" w:w="2880"/>
+            <w:tcW w:type="dxa" w:w="3307"/>
           </w:tcPr>
           <w:p>
             <w:r>
@@ -5951,7 +5951,7 @@
         </w:tc>
         <w:tc>
           <w:tcPr>
-            <w:tcW w:type="dxa" w:w="2880"/>
+            <w:tcW w:type="dxa" w:w="3307"/>
           </w:tcPr>
           <w:p>
             <w:r>
@@ -5972,7 +5972,7 @@
       <w:tr>
         <w:tc>
           <w:tcPr>
-            <w:tcW w:type="dxa" w:w="2880"/>
+            <w:tcW w:type="dxa" w:w="3307"/>
           </w:tcPr>
           <w:p>
             <w:r>
@@ -5991,7 +5991,7 @@
         </w:tc>
         <w:tc>
           <w:tcPr>
-            <w:tcW w:type="dxa" w:w="2880"/>
+            <w:tcW w:type="dxa" w:w="3307"/>
           </w:tcPr>
           <w:p>
             <w:r>
@@ -6017,7 +6017,7 @@
         </w:tc>
         <w:tc>
           <w:tcPr>
-            <w:tcW w:type="dxa" w:w="2880"/>
+            <w:tcW w:type="dxa" w:w="3307"/>
           </w:tcPr>
           <w:p>
             <w:r>
@@ -6038,7 +6038,7 @@
       <w:tr>
         <w:tc>
           <w:tcPr>
-            <w:tcW w:type="dxa" w:w="2880"/>
+            <w:tcW w:type="dxa" w:w="3307"/>
           </w:tcPr>
           <w:p>
             <w:r>
@@ -6057,7 +6057,7 @@
         </w:tc>
         <w:tc>
           <w:tcPr>
-            <w:tcW w:type="dxa" w:w="2880"/>
+            <w:tcW w:type="dxa" w:w="3307"/>
           </w:tcPr>
           <w:p>
             <w:r>
@@ -6076,7 +6076,7 @@
         </w:tc>
         <w:tc>
           <w:tcPr>
-            <w:tcW w:type="dxa" w:w="2880"/>
+            <w:tcW w:type="dxa" w:w="3307"/>
           </w:tcPr>
           <w:p>
             <w:r>
@@ -6097,7 +6097,7 @@
       <w:tr>
         <w:tc>
           <w:tcPr>
-            <w:tcW w:type="dxa" w:w="2880"/>
+            <w:tcW w:type="dxa" w:w="3307"/>
           </w:tcPr>
           <w:p>
             <w:r>
@@ -6116,7 +6116,7 @@
         </w:tc>
         <w:tc>
           <w:tcPr>
-            <w:tcW w:type="dxa" w:w="2880"/>
+            <w:tcW w:type="dxa" w:w="3307"/>
           </w:tcPr>
           <w:p>
             <w:r>
@@ -6142,7 +6142,7 @@
         </w:tc>
         <w:tc>
           <w:tcPr>
-            <w:tcW w:type="dxa" w:w="2880"/>
+            <w:tcW w:type="dxa" w:w="3307"/>
           </w:tcPr>
           <w:p>
             <w:r>
@@ -6334,19 +6334,19 @@
       <w:tblPr>
         <w:tblStyle w:val="TableGrid"/>
         <w:tblW w:type="auto" w:w="0"/>
-        <w:tblLayout w:type="autofit"/>
+        <w:tblLayout w:type="fixed"/>
         <w:tblLook w:firstColumn="1" w:firstRow="1" w:lastColumn="0" w:lastRow="0" w:noHBand="0" w:noVBand="1" w:val="04A0"/>
       </w:tblPr>
       <w:tblGrid>
-        <w:gridCol w:w="2160"/>
-        <w:gridCol w:w="2160"/>
-        <w:gridCol w:w="2160"/>
-        <w:gridCol w:w="2160"/>
+        <w:gridCol w:w="2480"/>
+        <w:gridCol w:w="2480"/>
+        <w:gridCol w:w="2480"/>
+        <w:gridCol w:w="2480"/>
       </w:tblGrid>
       <w:tr>
         <w:tc>
           <w:tcPr>
-            <w:tcW w:type="dxa" w:w="2160"/>
+            <w:tcW w:type="dxa" w:w="2480"/>
             <w:shd w:fill="D9E2F3"/>
           </w:tcPr>
           <w:p>
@@ -6368,7 +6368,7 @@
         </w:tc>
         <w:tc>
           <w:tcPr>
-            <w:tcW w:type="dxa" w:w="2160"/>
+            <w:tcW w:type="dxa" w:w="2480"/>
             <w:shd w:fill="D9E2F3"/>
           </w:tcPr>
           <w:p>
@@ -6390,7 +6390,7 @@
         </w:tc>
         <w:tc>
           <w:tcPr>
-            <w:tcW w:type="dxa" w:w="2160"/>
+            <w:tcW w:type="dxa" w:w="2480"/>
             <w:shd w:fill="D9E2F3"/>
           </w:tcPr>
           <w:p>
@@ -6412,7 +6412,7 @@
         </w:tc>
         <w:tc>
           <w:tcPr>
-            <w:tcW w:type="dxa" w:w="2160"/>
+            <w:tcW w:type="dxa" w:w="2480"/>
             <w:shd w:fill="D9E2F3"/>
           </w:tcPr>
           <w:p>
@@ -6436,7 +6436,7 @@
       <w:tr>
         <w:tc>
           <w:tcPr>
-            <w:tcW w:type="dxa" w:w="2160"/>
+            <w:tcW w:type="dxa" w:w="2480"/>
           </w:tcPr>
           <w:p>
             <w:r>
@@ -6455,7 +6455,7 @@
         </w:tc>
         <w:tc>
           <w:tcPr>
-            <w:tcW w:type="dxa" w:w="2160"/>
+            <w:tcW w:type="dxa" w:w="2480"/>
           </w:tcPr>
           <w:p>
             <w:r>
@@ -6474,7 +6474,7 @@
         </w:tc>
         <w:tc>
           <w:tcPr>
-            <w:tcW w:type="dxa" w:w="2160"/>
+            <w:tcW w:type="dxa" w:w="2480"/>
           </w:tcPr>
           <w:p>
             <w:r>
@@ -6493,7 +6493,7 @@
         </w:tc>
         <w:tc>
           <w:tcPr>
-            <w:tcW w:type="dxa" w:w="2160"/>
+            <w:tcW w:type="dxa" w:w="2480"/>
           </w:tcPr>
           <w:p>
             <w:r>
@@ -6514,7 +6514,7 @@
       <w:tr>
         <w:tc>
           <w:tcPr>
-            <w:tcW w:type="dxa" w:w="2160"/>
+            <w:tcW w:type="dxa" w:w="2480"/>
           </w:tcPr>
           <w:p>
             <w:r>
@@ -6533,7 +6533,7 @@
         </w:tc>
         <w:tc>
           <w:tcPr>
-            <w:tcW w:type="dxa" w:w="2160"/>
+            <w:tcW w:type="dxa" w:w="2480"/>
           </w:tcPr>
           <w:p>
             <w:r>
@@ -6552,7 +6552,7 @@
         </w:tc>
         <w:tc>
           <w:tcPr>
-            <w:tcW w:type="dxa" w:w="2160"/>
+            <w:tcW w:type="dxa" w:w="2480"/>
           </w:tcPr>
           <w:p>
             <w:r>
@@ -6571,7 +6571,7 @@
         </w:tc>
         <w:tc>
           <w:tcPr>
-            <w:tcW w:type="dxa" w:w="2160"/>
+            <w:tcW w:type="dxa" w:w="2480"/>
           </w:tcPr>
           <w:p>
             <w:r>
@@ -6592,7 +6592,7 @@
       <w:tr>
         <w:tc>
           <w:tcPr>
-            <w:tcW w:type="dxa" w:w="2160"/>
+            <w:tcW w:type="dxa" w:w="2480"/>
           </w:tcPr>
           <w:p>
             <w:r>
@@ -6611,7 +6611,7 @@
         </w:tc>
         <w:tc>
           <w:tcPr>
-            <w:tcW w:type="dxa" w:w="2160"/>
+            <w:tcW w:type="dxa" w:w="2480"/>
           </w:tcPr>
           <w:p>
             <w:r>
@@ -6630,7 +6630,7 @@
         </w:tc>
         <w:tc>
           <w:tcPr>
-            <w:tcW w:type="dxa" w:w="2160"/>
+            <w:tcW w:type="dxa" w:w="2480"/>
           </w:tcPr>
           <w:p>
             <w:r>
@@ -6649,7 +6649,7 @@
         </w:tc>
         <w:tc>
           <w:tcPr>
-            <w:tcW w:type="dxa" w:w="2160"/>
+            <w:tcW w:type="dxa" w:w="2480"/>
           </w:tcPr>
           <w:p>
             <w:r>
@@ -6672,8 +6672,8 @@
     <w:sectPr>
       <w:footerReference w:type="default" r:id="rId9"/>
       <w:headerReference w:type="default" r:id="rId10"/>
-      <w:pgSz w:w="12240" w:h="15840"/>
-      <w:pgMar w:top="1440" w:right="1800" w:bottom="1440" w:left="1800" w:header="720" w:footer="720" w:gutter="0"/>
+      <w:pgSz w:w="11906" w:h="16838"/>
+      <w:pgMar w:top="1417" w:right="850" w:bottom="1134" w:left="1134" w:header="720" w:footer="720" w:gutter="0"/>
       <w:cols w:space="720"/>
       <w:docGrid w:linePitch="360"/>
     </w:sectPr>
